--- a/BhavanaGarg_SDET_Resume.docx
+++ b/BhavanaGarg_SDET_Resume.docx
@@ -14,9 +14,6 @@
           <w:szCs w:val="32"/>
         </w:rPr>
       </w:pPr>
-      <w:bookmarkStart w:id="0" w:name="_GoBack"/>
-      <w:bookmarkEnd w:id="0"/>
-      <w:proofErr w:type="spellStart"/>
       <w:r>
         <w:rPr>
           <w:rFonts w:ascii="Calibri" w:hAnsi="Calibri" w:cs="Calibri"/>
@@ -27,7 +24,6 @@
         </w:rPr>
         <w:t>Bhavana</w:t>
       </w:r>
-      <w:proofErr w:type="spellEnd"/>
       <w:r>
         <w:rPr>
           <w:rFonts w:ascii="Calibri" w:hAnsi="Calibri" w:cs="Calibri"/>
@@ -39,7 +35,6 @@
         </w:rPr>
         <w:t xml:space="preserve"> </w:t>
       </w:r>
-      <w:proofErr w:type="spellStart"/>
       <w:r>
         <w:rPr>
           <w:rFonts w:ascii="Calibri" w:hAnsi="Calibri" w:cs="Calibri"/>
@@ -51,7 +46,6 @@
         </w:rPr>
         <w:t>Garg</w:t>
       </w:r>
-      <w:proofErr w:type="spellEnd"/>
     </w:p>
     <w:p>
       <w:pPr>
@@ -382,23 +376,7 @@
           <w:rFonts w:ascii="Calibri" w:hAnsi="Calibri" w:cs="Calibri"/>
           <w:b/>
         </w:rPr>
-        <w:t xml:space="preserve">SDET | Big Data | Python Automation | Selenium | </w:t>
-      </w:r>
-      <w:proofErr w:type="spellStart"/>
-      <w:r>
-        <w:rPr>
-          <w:rFonts w:ascii="Calibri" w:hAnsi="Calibri" w:cs="Calibri"/>
-          <w:b/>
-        </w:rPr>
-        <w:t>Pytest</w:t>
-      </w:r>
-      <w:proofErr w:type="spellEnd"/>
-      <w:r>
-        <w:rPr>
-          <w:rFonts w:ascii="Calibri" w:hAnsi="Calibri" w:cs="Calibri"/>
-          <w:b/>
-        </w:rPr>
-        <w:t xml:space="preserve"> | Playwright</w:t>
+        <w:t>SDET | Big Data | Python Automation | Selenium | Pytest | Playwright</w:t>
       </w:r>
     </w:p>
     <w:p>
@@ -412,35 +390,18 @@
           <w:rFonts w:ascii="Calibri" w:hAnsi="Calibri" w:cs="Calibri"/>
         </w:rPr>
         <w:br/>
-        <w:t xml:space="preserve">11.3 years of QA experience across ETL, Big Data, and UI automation in domains like Retail, Healthcare, and Telecom. Expertise in building scalable test frameworks using Python, </w:t>
-      </w:r>
-      <w:proofErr w:type="spellStart"/>
-      <w:r>
-        <w:rPr>
-          <w:rFonts w:ascii="Calibri" w:hAnsi="Calibri" w:cs="Calibri"/>
-        </w:rPr>
-        <w:t>Pytest</w:t>
-      </w:r>
-      <w:proofErr w:type="spellEnd"/>
-      <w:r>
-        <w:rPr>
-          <w:rFonts w:ascii="Calibri" w:hAnsi="Calibri" w:cs="Calibri"/>
-        </w:rPr>
-        <w:t xml:space="preserve">, Selenium, and Playwright. Proven track record of increasing test coverage by 70%+, reducing regression cycles by 60%, and enabling CI/CD-ready automated pipelines using Jenkins and </w:t>
-      </w:r>
-      <w:proofErr w:type="spellStart"/>
-      <w:r>
-        <w:rPr>
-          <w:rFonts w:ascii="Calibri" w:hAnsi="Calibri" w:cs="Calibri"/>
-        </w:rPr>
-        <w:t>Git</w:t>
-      </w:r>
-      <w:proofErr w:type="spellEnd"/>
-      <w:r>
-        <w:rPr>
-          <w:rFonts w:ascii="Calibri" w:hAnsi="Calibri" w:cs="Calibri"/>
-        </w:rPr>
-        <w:t>. Adept at designing test strategies, collaborating cross-functionally, and mentoring teams to ensure high-quality product delivery.</w:t>
+      </w:r>
+      <w:r>
+        <w:rPr>
+          <w:rFonts w:ascii="Calibri" w:hAnsi="Calibri" w:cs="Calibri"/>
+        </w:rPr>
+        <w:t>11.4</w:t>
+      </w:r>
+      <w:r>
+        <w:rPr>
+          <w:rFonts w:ascii="Calibri" w:hAnsi="Calibri" w:cs="Calibri"/>
+        </w:rPr>
+        <w:t xml:space="preserve"> years of QA experience across ETL, Big Data, and UI automation in domains like Retail, Healthcare, and Telecom. Expertise in building scalable test frameworks using Python, Pytest, Selenium, and Playwright. Proven track record of increasing test coverage by 70%+, reducing regression cycles by 60%, and enabling CI/CD-ready automated pipelines using Jenkins and Git. Adept at designing test strategies, collaborating cross-functionally, and mentoring teams to ensure high-quality product delivery.</w:t>
       </w:r>
     </w:p>
     <w:p>
@@ -539,8 +500,10 @@
         <w:rPr>
           <w:rFonts w:ascii="Calibri" w:hAnsi="Calibri" w:cs="Calibri"/>
         </w:rPr>
-        <w:t>11.3</w:t>
-      </w:r>
+        <w:t>11.4</w:t>
+      </w:r>
+      <w:bookmarkStart w:id="0" w:name="_GoBack"/>
+      <w:bookmarkEnd w:id="0"/>
       <w:r>
         <w:rPr>
           <w:rFonts w:ascii="Calibri" w:hAnsi="Calibri" w:cs="Calibri"/>
@@ -728,19 +691,11 @@
           <w:rFonts w:ascii="Calibri" w:hAnsi="Calibri" w:cs="Calibri"/>
         </w:rPr>
       </w:pPr>
-      <w:proofErr w:type="spellStart"/>
-      <w:r>
-        <w:rPr>
-          <w:rFonts w:ascii="Calibri" w:hAnsi="Calibri" w:cs="Calibri"/>
-        </w:rPr>
-        <w:t>Hadoop</w:t>
-      </w:r>
-      <w:proofErr w:type="spellEnd"/>
-      <w:r>
-        <w:rPr>
-          <w:rFonts w:ascii="Calibri" w:hAnsi="Calibri" w:cs="Calibri"/>
-        </w:rPr>
-        <w:t>/Big data platforms like Azure, GCP</w:t>
+      <w:r>
+        <w:rPr>
+          <w:rFonts w:ascii="Calibri" w:hAnsi="Calibri" w:cs="Calibri"/>
+        </w:rPr>
+        <w:t>Hadoop/Big data platforms like Azure, GCP</w:t>
       </w:r>
     </w:p>
     <w:p>
@@ -810,30 +765,8 @@
         <w:rPr>
           <w:rFonts w:ascii="Calibri" w:hAnsi="Calibri" w:cs="Calibri"/>
         </w:rPr>
-        <w:t xml:space="preserve">Proven experience using test management and defect tracking systems such as </w:t>
-      </w:r>
-      <w:proofErr w:type="spellStart"/>
-      <w:r>
-        <w:rPr>
-          <w:rFonts w:ascii="Calibri" w:hAnsi="Calibri" w:cs="Calibri"/>
-        </w:rPr>
-        <w:t>Jira</w:t>
-      </w:r>
-      <w:proofErr w:type="spellEnd"/>
-      <w:r>
-        <w:rPr>
-          <w:rFonts w:ascii="Calibri" w:hAnsi="Calibri" w:cs="Calibri"/>
-        </w:rPr>
-        <w:t xml:space="preserve">, ALM, </w:t>
-      </w:r>
-      <w:proofErr w:type="spellStart"/>
-      <w:r>
-        <w:rPr>
-          <w:rFonts w:ascii="Calibri" w:hAnsi="Calibri" w:cs="Calibri"/>
-        </w:rPr>
-        <w:t>TestRail</w:t>
-      </w:r>
-      <w:proofErr w:type="spellEnd"/>
+        <w:t>Proven experience using test management and defect tracking systems such as Jira, ALM, TestRail</w:t>
+      </w:r>
     </w:p>
     <w:p>
       <w:pPr>
@@ -907,17 +840,8 @@
           <w:rFonts w:ascii="Calibri" w:hAnsi="Calibri" w:cs="Calibri"/>
           <w:b/>
         </w:rPr>
-        <w:t xml:space="preserve">(using python, Selenium, Page Object Model pattern, </w:t>
-      </w:r>
-      <w:proofErr w:type="spellStart"/>
-      <w:r>
-        <w:rPr>
-          <w:rFonts w:ascii="Calibri" w:hAnsi="Calibri" w:cs="Calibri"/>
-          <w:b/>
-        </w:rPr>
-        <w:t>Pytest</w:t>
-      </w:r>
-      <w:proofErr w:type="spellEnd"/>
+        <w:t>(using python, Selenium, Page Object Model pattern, Pytest</w:t>
+      </w:r>
       <w:r>
         <w:rPr>
           <w:rFonts w:ascii="Calibri" w:hAnsi="Calibri" w:cs="Calibri"/>
@@ -1055,35 +979,7 @@
         <w:rPr>
           <w:rFonts w:ascii="Calibri" w:hAnsi="Calibri" w:cs="Calibri"/>
         </w:rPr>
-        <w:t xml:space="preserve"> as a Continuous Integration (CICD) server to configure with </w:t>
-      </w:r>
-      <w:proofErr w:type="spellStart"/>
-      <w:r>
-        <w:rPr>
-          <w:rFonts w:ascii="Calibri" w:hAnsi="Calibri" w:cs="Calibri"/>
-        </w:rPr>
-        <w:t>Git</w:t>
-      </w:r>
-      <w:proofErr w:type="spellEnd"/>
-      <w:r>
-        <w:rPr>
-          <w:rFonts w:ascii="Calibri" w:hAnsi="Calibri" w:cs="Calibri"/>
-        </w:rPr>
-        <w:t>/</w:t>
-      </w:r>
-      <w:proofErr w:type="spellStart"/>
-      <w:r>
-        <w:rPr>
-          <w:rFonts w:ascii="Calibri" w:hAnsi="Calibri" w:cs="Calibri"/>
-        </w:rPr>
-        <w:t>GitHub</w:t>
-      </w:r>
-      <w:proofErr w:type="spellEnd"/>
-      <w:r>
-        <w:rPr>
-          <w:rFonts w:ascii="Calibri" w:hAnsi="Calibri" w:cs="Calibri"/>
-        </w:rPr>
-        <w:t xml:space="preserve"> repository</w:t>
+        <w:t xml:space="preserve"> as a Continuous Integration (CICD) server to configure with Git/GitHub repository</w:t>
       </w:r>
     </w:p>
     <w:p>
@@ -1314,61 +1210,7 @@
           <w:b/>
           <w:bCs/>
         </w:rPr>
-        <w:t xml:space="preserve">– </w:t>
-      </w:r>
-      <w:proofErr w:type="spellStart"/>
-      <w:r>
-        <w:rPr>
-          <w:rFonts w:ascii="Calibri" w:hAnsi="Calibri" w:cs="Calibri"/>
-          <w:b/>
-          <w:bCs/>
-        </w:rPr>
-        <w:t>DataStage</w:t>
-      </w:r>
-      <w:proofErr w:type="spellEnd"/>
-      <w:r>
-        <w:rPr>
-          <w:rFonts w:ascii="Calibri" w:hAnsi="Calibri" w:cs="Calibri"/>
-          <w:b/>
-          <w:bCs/>
-        </w:rPr>
-        <w:t xml:space="preserve">, </w:t>
-      </w:r>
-      <w:proofErr w:type="spellStart"/>
-      <w:r>
-        <w:rPr>
-          <w:rFonts w:ascii="Calibri" w:hAnsi="Calibri" w:cs="Calibri"/>
-          <w:b/>
-          <w:bCs/>
-        </w:rPr>
-        <w:t>Informatica</w:t>
-      </w:r>
-      <w:proofErr w:type="spellEnd"/>
-      <w:r>
-        <w:rPr>
-          <w:rFonts w:ascii="Calibri" w:hAnsi="Calibri" w:cs="Calibri"/>
-          <w:b/>
-          <w:bCs/>
-        </w:rPr>
-        <w:t xml:space="preserve">, </w:t>
-      </w:r>
-      <w:proofErr w:type="spellStart"/>
-      <w:r>
-        <w:rPr>
-          <w:rFonts w:ascii="Calibri" w:hAnsi="Calibri" w:cs="Calibri"/>
-          <w:b/>
-          <w:bCs/>
-        </w:rPr>
-        <w:t>Talend</w:t>
-      </w:r>
-      <w:proofErr w:type="spellEnd"/>
-      <w:r>
-        <w:rPr>
-          <w:rFonts w:ascii="Calibri" w:hAnsi="Calibri" w:cs="Calibri"/>
-          <w:b/>
-          <w:bCs/>
-        </w:rPr>
-        <w:t xml:space="preserve"> (TAC), Azure Data Factory Pipelines (ADF pipelines), Airflow DAG Pipelines</w:t>
+        <w:t>– DataStage, Informatica, Talend (TAC), Azure Data Factory Pipelines (ADF pipelines), Airflow DAG Pipelines</w:t>
       </w:r>
     </w:p>
     <w:p>
@@ -2408,21 +2250,7 @@
         <w:rPr>
           <w:rFonts w:ascii="Calibri" w:hAnsi="Calibri" w:cs="Calibri"/>
         </w:rPr>
-        <w:t>: Big data testing/</w:t>
-      </w:r>
-      <w:proofErr w:type="spellStart"/>
-      <w:r>
-        <w:rPr>
-          <w:rFonts w:ascii="Calibri" w:hAnsi="Calibri" w:cs="Calibri"/>
-        </w:rPr>
-        <w:t>Hadoop</w:t>
-      </w:r>
-      <w:proofErr w:type="spellEnd"/>
-      <w:r>
-        <w:rPr>
-          <w:rFonts w:ascii="Calibri" w:hAnsi="Calibri" w:cs="Calibri"/>
-        </w:rPr>
-        <w:t xml:space="preserve"> testing, ETL/DWH Testing, BI Testing, Database Testing, Functional Testing</w:t>
+        <w:t>: Big data testing/Hadoop testing, ETL/DWH Testing, BI Testing, Database Testing, Functional Testing</w:t>
       </w:r>
     </w:p>
     <w:p>
@@ -2453,49 +2281,7 @@
         <w:rPr>
           <w:rFonts w:ascii="Calibri" w:hAnsi="Calibri" w:cs="Calibri"/>
         </w:rPr>
-        <w:t xml:space="preserve"> IBM </w:t>
-      </w:r>
-      <w:proofErr w:type="spellStart"/>
-      <w:r>
-        <w:rPr>
-          <w:rFonts w:ascii="Calibri" w:hAnsi="Calibri" w:cs="Calibri"/>
-        </w:rPr>
-        <w:t>DataStage</w:t>
-      </w:r>
-      <w:proofErr w:type="spellEnd"/>
-      <w:r>
-        <w:rPr>
-          <w:rFonts w:ascii="Calibri" w:hAnsi="Calibri" w:cs="Calibri"/>
-        </w:rPr>
-        <w:t xml:space="preserve"> 7.1, 7.5, 8.7,11.3, </w:t>
-      </w:r>
-      <w:proofErr w:type="spellStart"/>
-      <w:r>
-        <w:rPr>
-          <w:rFonts w:ascii="Calibri" w:hAnsi="Calibri" w:cs="Calibri"/>
-        </w:rPr>
-        <w:t>Informatica</w:t>
-      </w:r>
-      <w:proofErr w:type="spellEnd"/>
-      <w:r>
-        <w:rPr>
-          <w:rFonts w:ascii="Calibri" w:hAnsi="Calibri" w:cs="Calibri"/>
-        </w:rPr>
-        <w:t xml:space="preserve">, </w:t>
-      </w:r>
-      <w:proofErr w:type="spellStart"/>
-      <w:r>
-        <w:rPr>
-          <w:rFonts w:ascii="Calibri" w:hAnsi="Calibri" w:cs="Calibri"/>
-        </w:rPr>
-        <w:t>Talend</w:t>
-      </w:r>
-      <w:proofErr w:type="spellEnd"/>
-      <w:r>
-        <w:rPr>
-          <w:rFonts w:ascii="Calibri" w:hAnsi="Calibri" w:cs="Calibri"/>
-        </w:rPr>
-        <w:t xml:space="preserve"> (TAC console), ADF Pipelines, Airflow DAG</w:t>
+        <w:t xml:space="preserve"> IBM DataStage 7.1, 7.5, 8.7,11.3, Informatica, Talend (TAC console), ADF Pipelines, Airflow DAG</w:t>
       </w:r>
     </w:p>
     <w:p>
@@ -2526,35 +2312,7 @@
         <w:rPr>
           <w:rFonts w:ascii="Calibri" w:hAnsi="Calibri" w:cs="Calibri"/>
         </w:rPr>
-        <w:t xml:space="preserve"> Oracle 11g, MS SQL-2008, DB2, AWS Redshift, HIVE, Azure database, My SQL, Google Big Query, Mongo </w:t>
-      </w:r>
-      <w:proofErr w:type="spellStart"/>
-      <w:r>
-        <w:rPr>
-          <w:rFonts w:ascii="Calibri" w:hAnsi="Calibri" w:cs="Calibri"/>
-        </w:rPr>
-        <w:t>Db</w:t>
-      </w:r>
-      <w:proofErr w:type="spellEnd"/>
-      <w:r>
-        <w:rPr>
-          <w:rFonts w:ascii="Calibri" w:hAnsi="Calibri" w:cs="Calibri"/>
-        </w:rPr>
-        <w:t xml:space="preserve">, Gremlin </w:t>
-      </w:r>
-      <w:proofErr w:type="spellStart"/>
-      <w:r>
-        <w:rPr>
-          <w:rFonts w:ascii="Calibri" w:hAnsi="Calibri" w:cs="Calibri"/>
-        </w:rPr>
-        <w:t>Db</w:t>
-      </w:r>
-      <w:proofErr w:type="spellEnd"/>
-      <w:r>
-        <w:rPr>
-          <w:rFonts w:ascii="Calibri" w:hAnsi="Calibri" w:cs="Calibri"/>
-        </w:rPr>
-        <w:t>, Elastic Search, Kafka</w:t>
+        <w:t xml:space="preserve"> Oracle 11g, MS SQL-2008, DB2, AWS Redshift, HIVE, Azure database, My SQL, Google Big Query, Mongo Db, Gremlin Db, Elastic Search, Kafka</w:t>
       </w:r>
     </w:p>
     <w:p>
@@ -2724,16 +2482,8 @@
         <w:rPr>
           <w:rFonts w:ascii="Calibri" w:hAnsi="Calibri" w:cs="Calibri"/>
         </w:rPr>
-        <w:t xml:space="preserve"> JIRA, </w:t>
-      </w:r>
-      <w:proofErr w:type="spellStart"/>
-      <w:r>
-        <w:rPr>
-          <w:rFonts w:ascii="Calibri" w:hAnsi="Calibri" w:cs="Calibri"/>
-        </w:rPr>
-        <w:t>TestRail</w:t>
-      </w:r>
-      <w:proofErr w:type="spellEnd"/>
+        <w:t xml:space="preserve"> JIRA, TestRail</w:t>
+      </w:r>
       <w:r>
         <w:rPr>
           <w:rFonts w:ascii="Calibri" w:hAnsi="Calibri" w:cs="Calibri"/>
@@ -2795,16 +2545,8 @@
         <w:rPr>
           <w:rFonts w:ascii="Calibri" w:hAnsi="Calibri" w:cs="Calibri"/>
         </w:rPr>
-        <w:t xml:space="preserve"> BI, </w:t>
-      </w:r>
-      <w:proofErr w:type="spellStart"/>
-      <w:r>
-        <w:rPr>
-          <w:rFonts w:ascii="Calibri" w:hAnsi="Calibri" w:cs="Calibri"/>
-        </w:rPr>
-        <w:t>Kibana</w:t>
-      </w:r>
-      <w:proofErr w:type="spellEnd"/>
+        <w:t xml:space="preserve"> BI, Kibana</w:t>
+      </w:r>
     </w:p>
     <w:p>
       <w:pPr>
@@ -2882,33 +2624,11 @@
         </w:rPr>
         <w:t xml:space="preserve"> </w:t>
       </w:r>
-      <w:proofErr w:type="spellStart"/>
-      <w:r>
-        <w:rPr>
-          <w:rFonts w:ascii="Calibri" w:hAnsi="Calibri" w:cs="Calibri"/>
-        </w:rPr>
-        <w:t>Pytest</w:t>
-      </w:r>
-      <w:proofErr w:type="spellEnd"/>
-      <w:r>
-        <w:rPr>
-          <w:rFonts w:ascii="Calibri" w:hAnsi="Calibri" w:cs="Calibri"/>
-        </w:rPr>
-        <w:t xml:space="preserve">, Jenkins, </w:t>
-      </w:r>
-      <w:proofErr w:type="spellStart"/>
-      <w:r>
-        <w:rPr>
-          <w:rFonts w:ascii="Calibri" w:hAnsi="Calibri" w:cs="Calibri"/>
-        </w:rPr>
-        <w:t>Git</w:t>
-      </w:r>
-      <w:proofErr w:type="spellEnd"/>
-      <w:r>
-        <w:rPr>
-          <w:rFonts w:ascii="Calibri" w:hAnsi="Calibri" w:cs="Calibri"/>
-        </w:rPr>
-        <w:t>, Allure Reports, HTML Reports ,</w:t>
+      <w:r>
+        <w:rPr>
+          <w:rFonts w:ascii="Calibri" w:hAnsi="Calibri" w:cs="Calibri"/>
+        </w:rPr>
+        <w:t>Pytest, Jenkins, Git, Allure Reports, HTML Reports ,</w:t>
       </w:r>
       <w:r>
         <w:rPr>
@@ -2969,30 +2689,8 @@
         <w:rPr>
           <w:rFonts w:ascii="Calibri" w:hAnsi="Calibri" w:cs="Calibri"/>
         </w:rPr>
-        <w:t xml:space="preserve"> </w:t>
-      </w:r>
-      <w:proofErr w:type="spellStart"/>
-      <w:r>
-        <w:rPr>
-          <w:rFonts w:ascii="Calibri" w:hAnsi="Calibri" w:cs="Calibri"/>
-        </w:rPr>
-        <w:t>Pycharm</w:t>
-      </w:r>
-      <w:proofErr w:type="spellEnd"/>
-      <w:r>
-        <w:rPr>
-          <w:rFonts w:ascii="Calibri" w:hAnsi="Calibri" w:cs="Calibri"/>
-        </w:rPr>
-        <w:t xml:space="preserve">, </w:t>
-      </w:r>
-      <w:proofErr w:type="spellStart"/>
-      <w:r>
-        <w:rPr>
-          <w:rFonts w:ascii="Calibri" w:hAnsi="Calibri" w:cs="Calibri"/>
-        </w:rPr>
-        <w:t>IntelliJ</w:t>
-      </w:r>
-      <w:proofErr w:type="spellEnd"/>
+        <w:t xml:space="preserve"> Pycharm, IntelliJ</w:t>
+      </w:r>
     </w:p>
     <w:p>
       <w:pPr>
@@ -3084,21 +2782,12 @@
           <w:b/>
         </w:rPr>
       </w:pPr>
-      <w:proofErr w:type="spellStart"/>
-      <w:r>
-        <w:rPr>
-          <w:rFonts w:ascii="Calibri" w:hAnsi="Calibri" w:cs="Calibri"/>
-          <w:b/>
-        </w:rPr>
-        <w:t>Walmart</w:t>
-      </w:r>
-      <w:proofErr w:type="spellEnd"/>
-      <w:r>
-        <w:rPr>
-          <w:rFonts w:ascii="Calibri" w:hAnsi="Calibri" w:cs="Calibri"/>
-          <w:b/>
-        </w:rPr>
-        <w:t xml:space="preserve"> – Bengaluru</w:t>
+      <w:r>
+        <w:rPr>
+          <w:rFonts w:ascii="Calibri" w:hAnsi="Calibri" w:cs="Calibri"/>
+          <w:b/>
+        </w:rPr>
+        <w:t>Walmart – Bengaluru</w:t>
       </w:r>
       <w:r>
         <w:rPr>
@@ -3164,7 +2853,33 @@
         <w:rPr>
           <w:rFonts w:ascii="Calibri" w:hAnsi="Calibri" w:cs="Calibri"/>
         </w:rPr>
-        <w:t>– react based UI application</w:t>
+        <w:t>–</w:t>
+      </w:r>
+      <w:r>
+        <w:rPr>
+          <w:rFonts w:ascii="Segoe UI" w:hAnsi="Segoe UI" w:cs="Segoe UI"/>
+          <w:sz w:val="21"/>
+          <w:szCs w:val="21"/>
+        </w:rPr>
+        <w:t xml:space="preserve"> </w:t>
+      </w:r>
+      <w:r>
+        <w:rPr>
+          <w:rFonts w:ascii="Calibri" w:hAnsi="Calibri" w:cs="Calibri"/>
+        </w:rPr>
+        <w:t>Global Compliance Policy Platform(</w:t>
+      </w:r>
+      <w:r>
+        <w:rPr>
+          <w:rFonts w:ascii="Calibri" w:hAnsi="Calibri" w:cs="Calibri"/>
+        </w:rPr>
+        <w:t xml:space="preserve"> react based UI application</w:t>
+      </w:r>
+      <w:r>
+        <w:rPr>
+          <w:rFonts w:ascii="Calibri" w:hAnsi="Calibri" w:cs="Calibri"/>
+        </w:rPr>
+        <w:t>)</w:t>
       </w:r>
     </w:p>
     <w:p>
@@ -3191,21 +2906,7 @@
         <w:rPr>
           <w:rFonts w:ascii="Calibri" w:hAnsi="Calibri" w:cs="Calibri"/>
         </w:rPr>
-        <w:t xml:space="preserve">GCP Big query, Mongo </w:t>
-      </w:r>
-      <w:proofErr w:type="spellStart"/>
-      <w:r>
-        <w:rPr>
-          <w:rFonts w:ascii="Calibri" w:hAnsi="Calibri" w:cs="Calibri"/>
-        </w:rPr>
-        <w:t>db</w:t>
-      </w:r>
-      <w:proofErr w:type="spellEnd"/>
-      <w:r>
-        <w:rPr>
-          <w:rFonts w:ascii="Calibri" w:hAnsi="Calibri" w:cs="Calibri"/>
-        </w:rPr>
-        <w:t>, UI functional testing using MS Playwright based python automation framework,</w:t>
+        <w:t>GCP Big query, Mongo db, UI functional testing using MS Playwright based python automation framework,</w:t>
       </w:r>
     </w:p>
     <w:p>
@@ -3303,51 +3004,11 @@
         </w:rPr>
         <w:t xml:space="preserve"> </w:t>
       </w:r>
-      <w:proofErr w:type="spellStart"/>
-      <w:r>
-        <w:rPr>
-          <w:rFonts w:ascii="Calibri" w:hAnsi="Calibri" w:cs="Calibri"/>
-        </w:rPr>
-        <w:t>Walmart</w:t>
-      </w:r>
-      <w:proofErr w:type="spellEnd"/>
-      <w:r>
-        <w:rPr>
-          <w:rFonts w:ascii="Calibri" w:hAnsi="Calibri" w:cs="Calibri"/>
-        </w:rPr>
-        <w:t xml:space="preserve"> has certain rules or policies wh</w:t>
-      </w:r>
-      <w:r>
-        <w:rPr>
-          <w:rFonts w:ascii="Calibri" w:hAnsi="Calibri" w:cs="Calibri"/>
-        </w:rPr>
-        <w:t xml:space="preserve">ich every product available on </w:t>
-      </w:r>
-      <w:proofErr w:type="spellStart"/>
-      <w:r>
-        <w:rPr>
-          <w:rFonts w:ascii="Calibri" w:hAnsi="Calibri" w:cs="Calibri"/>
-        </w:rPr>
-        <w:t>W</w:t>
-      </w:r>
-      <w:r>
-        <w:rPr>
-          <w:rFonts w:ascii="Calibri" w:hAnsi="Calibri" w:cs="Calibri"/>
-        </w:rPr>
-        <w:t>almart</w:t>
-      </w:r>
-      <w:proofErr w:type="spellEnd"/>
-      <w:r>
-        <w:rPr>
-          <w:rFonts w:ascii="Calibri" w:hAnsi="Calibri" w:cs="Calibri"/>
-        </w:rPr>
-        <w:t xml:space="preserve"> </w:t>
-      </w:r>
-      <w:r>
-        <w:rPr>
-          <w:rFonts w:ascii="Calibri" w:hAnsi="Calibri" w:cs="Calibri"/>
-        </w:rPr>
-        <w:t>website has to follow. This platform provided business with capability to create those rules and simulate all the products against each of these rules.</w:t>
+      <w:r>
+        <w:rPr>
+          <w:rFonts w:ascii="Calibri" w:hAnsi="Calibri" w:cs="Calibri"/>
+        </w:rPr>
+        <w:t>The Global Compliance Policy Platform (GC2P) is end-to-end solution to automate the creation of policies for auto compliance; it included features such as policy simulation, allowing users to make "go or no-go" decisions based on specific policy. The Evidence Management feature allows users to store and organize evidence related to policies. Policy Metadata ensures that policies are properly categorized and tagged for easy retrieval. Lastly, the Policy Analytics feature provided post-policy analysis and insights.</w:t>
       </w:r>
     </w:p>
     <w:p>
@@ -3507,31 +3168,7 @@
           <w:shd w:val="clear" w:color="auto" w:fill="FFFFFF"/>
           <w:lang w:eastAsia="en-IN"/>
         </w:rPr>
-        <w:t> </w:t>
-      </w:r>
-      <w:proofErr w:type="gramStart"/>
-      <w:r>
-        <w:rPr>
-          <w:rFonts w:ascii="Calibri" w:eastAsia="Times New Roman" w:hAnsi="Calibri" w:cs="Calibri"/>
-          <w:b/>
-          <w:bCs/>
-          <w:color w:val="000000"/>
-          <w:shd w:val="clear" w:color="auto" w:fill="FFFFFF"/>
-          <w:lang w:eastAsia="en-IN"/>
-        </w:rPr>
-        <w:t>Agile</w:t>
-      </w:r>
-      <w:proofErr w:type="gramEnd"/>
-      <w:r>
-        <w:rPr>
-          <w:rFonts w:ascii="Calibri" w:eastAsia="Times New Roman" w:hAnsi="Calibri" w:cs="Calibri"/>
-          <w:b/>
-          <w:bCs/>
-          <w:color w:val="000000"/>
-          <w:shd w:val="clear" w:color="auto" w:fill="FFFFFF"/>
-          <w:lang w:eastAsia="en-IN"/>
-        </w:rPr>
-        <w:t xml:space="preserve"> methodologies</w:t>
+        <w:t> Agile methodologies</w:t>
       </w:r>
       <w:r>
         <w:rPr>
@@ -3617,6 +3254,7 @@
         <w:rPr>
           <w:rFonts w:ascii="Calibri" w:hAnsi="Calibri" w:cs="Calibri"/>
         </w:rPr>
+        <w:lastRenderedPageBreak/>
         <w:t>Implemented test reporting using Allure and HTML reports integrated in CI/CD pipelines.</w:t>
       </w:r>
     </w:p>
@@ -3635,21 +3273,7 @@
         <w:rPr>
           <w:rFonts w:ascii="Calibri" w:hAnsi="Calibri" w:cs="Calibri"/>
         </w:rPr>
-        <w:t xml:space="preserve">Performed data validations using complex SQL and </w:t>
-      </w:r>
-      <w:proofErr w:type="spellStart"/>
-      <w:r>
-        <w:rPr>
-          <w:rFonts w:ascii="Calibri" w:hAnsi="Calibri" w:cs="Calibri"/>
-        </w:rPr>
-        <w:t>BigQuery</w:t>
-      </w:r>
-      <w:proofErr w:type="spellEnd"/>
-      <w:r>
-        <w:rPr>
-          <w:rFonts w:ascii="Calibri" w:hAnsi="Calibri" w:cs="Calibri"/>
-        </w:rPr>
-        <w:t xml:space="preserve"> scripts.</w:t>
+        <w:t>Performed data validations using complex SQL and BigQuery scripts.</w:t>
       </w:r>
     </w:p>
     <w:p>
@@ -3667,7 +3291,6 @@
         <w:rPr>
           <w:rFonts w:ascii="Calibri" w:hAnsi="Calibri" w:cs="Calibri"/>
         </w:rPr>
-        <w:lastRenderedPageBreak/>
         <w:t>Created visual dashboards using Power BI integrated with SQL Server and Microsoft Power Automate.</w:t>
       </w:r>
     </w:p>
@@ -3827,41 +3450,13 @@
           <w:bCs/>
         </w:rPr>
       </w:pPr>
-      <w:proofErr w:type="spellStart"/>
       <w:r>
         <w:rPr>
           <w:rFonts w:ascii="Calibri" w:hAnsi="Calibri" w:cs="Calibri"/>
           <w:b/>
           <w:bCs/>
         </w:rPr>
-        <w:t>Alten</w:t>
-      </w:r>
-      <w:proofErr w:type="spellEnd"/>
-      <w:r>
-        <w:rPr>
-          <w:rFonts w:ascii="Calibri" w:hAnsi="Calibri" w:cs="Calibri"/>
-          <w:b/>
-          <w:bCs/>
-        </w:rPr>
-        <w:t xml:space="preserve"> </w:t>
-      </w:r>
-      <w:proofErr w:type="spellStart"/>
-      <w:r>
-        <w:rPr>
-          <w:rFonts w:ascii="Calibri" w:hAnsi="Calibri" w:cs="Calibri"/>
-          <w:b/>
-          <w:bCs/>
-        </w:rPr>
-        <w:t>Calsoft</w:t>
-      </w:r>
-      <w:proofErr w:type="spellEnd"/>
-      <w:r>
-        <w:rPr>
-          <w:rFonts w:ascii="Calibri" w:hAnsi="Calibri" w:cs="Calibri"/>
-          <w:b/>
-          <w:bCs/>
-        </w:rPr>
-        <w:t xml:space="preserve"> Labs Pvt. Ltd.</w:t>
+        <w:t>Alten Calsoft Labs Pvt. Ltd.</w:t>
       </w:r>
       <w:r>
         <w:rPr>
@@ -4025,21 +3620,7 @@
         <w:rPr>
           <w:rFonts w:ascii="Calibri" w:hAnsi="Calibri" w:cs="Calibri"/>
         </w:rPr>
-        <w:t xml:space="preserve">2013 B.E. in Power Electronics </w:t>
-      </w:r>
-      <w:proofErr w:type="gramStart"/>
-      <w:r>
-        <w:rPr>
-          <w:rFonts w:ascii="Calibri" w:hAnsi="Calibri" w:cs="Calibri"/>
-        </w:rPr>
-        <w:t>From</w:t>
-      </w:r>
-      <w:proofErr w:type="gramEnd"/>
-      <w:r>
-        <w:rPr>
-          <w:rFonts w:ascii="Calibri" w:hAnsi="Calibri" w:cs="Calibri"/>
-        </w:rPr>
-        <w:t xml:space="preserve"> VGEC,</w:t>
+        <w:t>2013 B.E. in Power Electronics From VGEC,</w:t>
       </w:r>
       <w:r>
         <w:rPr>
@@ -4330,16 +3911,8 @@
         <w:rPr>
           <w:rFonts w:ascii="Calibri" w:hAnsi="Calibri" w:cs="Calibri"/>
         </w:rPr>
-        <w:t xml:space="preserve">Certified Data Science with Python from </w:t>
-      </w:r>
-      <w:proofErr w:type="spellStart"/>
-      <w:r>
-        <w:rPr>
-          <w:rFonts w:ascii="Calibri" w:hAnsi="Calibri" w:cs="Calibri"/>
-        </w:rPr>
-        <w:t>Simplilearn</w:t>
-      </w:r>
-      <w:proofErr w:type="spellEnd"/>
+        <w:t>Certified Data Science with Python from Simplilearn</w:t>
+      </w:r>
     </w:p>
     <w:p>
       <w:pPr>
@@ -4355,19 +3928,11 @@
           <w:rFonts w:ascii="Calibri" w:hAnsi="Calibri" w:cs="Calibri"/>
         </w:rPr>
       </w:pPr>
-      <w:proofErr w:type="spellStart"/>
-      <w:r>
-        <w:rPr>
-          <w:rFonts w:ascii="Calibri" w:hAnsi="Calibri" w:cs="Calibri"/>
-        </w:rPr>
-        <w:t>Udemy</w:t>
-      </w:r>
-      <w:proofErr w:type="spellEnd"/>
-      <w:r>
-        <w:rPr>
-          <w:rFonts w:ascii="Calibri" w:hAnsi="Calibri" w:cs="Calibri"/>
-        </w:rPr>
-        <w:t xml:space="preserve"> Certifications on Python using Selenium, Power Bi and Tableau</w:t>
+      <w:r>
+        <w:rPr>
+          <w:rFonts w:ascii="Calibri" w:hAnsi="Calibri" w:cs="Calibri"/>
+        </w:rPr>
+        <w:t>Udemy Certifications on Python using Selenium, Power Bi and Tableau</w:t>
       </w:r>
     </w:p>
     <w:p>
